--- a/docs/test-inteligencji-wielorakich-do-wydruku.docx
+++ b/docs/test-inteligencji-wielorakich-do-wydruku.docx
@@ -2733,7 +2733,14 @@
                 <w:rFonts w:asciiTheme="minorHAnsi" w:cstheme="minorHAnsi"/>
                 <w:szCs w:val="21"/>
               </w:rPr>
-              <w:t>Lubię przebywać w naturze i ją obserwować.</w:t>
+              <w:t>Z przyjemnością obserwuję zwierzęta, owady i rośliny, dostrzegając ich różnorodność</w:t>
+            </w:r>
+            <w:r>
+              <w:rPr>
+                <w:rFonts w:asciiTheme="minorHAnsi" w:cstheme="minorHAnsi"/>
+                <w:szCs w:val="21"/>
+              </w:rPr>
+              <w:t>.</w:t>
             </w:r>
           </w:p>
         </w:tc>

--- a/docs/test-inteligencji-wielorakich-do-wydruku.docx
+++ b/docs/test-inteligencji-wielorakich-do-wydruku.docx
@@ -145,7 +145,7 @@
       </w:tblPr>
       <w:tblGrid>
         <w:gridCol w:w="474"/>
-        <w:gridCol w:w="8157"/>
+        <w:gridCol w:w="8646"/>
         <w:gridCol w:w="563"/>
         <w:gridCol w:w="513"/>
       </w:tblGrid>
@@ -308,7 +308,14 @@
                 <w:rFonts w:asciiTheme="minorHAnsi" w:cstheme="minorHAnsi"/>
                 <w:szCs w:val="21"/>
               </w:rPr>
-              <w:t>Lubię ręcznie wykonywać różne rzeczy.</w:t>
+              <w:t>Mam zdolności manualne, na przykład potrafię składać modele, układać klocki, szyć lub majsterkować</w:t>
+            </w:r>
+            <w:r>
+              <w:rPr>
+                <w:rFonts w:asciiTheme="minorHAnsi" w:cstheme="minorHAnsi"/>
+                <w:szCs w:val="21"/>
+              </w:rPr>
+              <w:t>.</w:t>
             </w:r>
           </w:p>
         </w:tc>
@@ -987,7 +994,14 @@
                 <w:rFonts w:asciiTheme="minorHAnsi" w:cstheme="minorHAnsi"/>
                 <w:szCs w:val="21"/>
               </w:rPr>
-              <w:t>Lubię uczestniczyć w ćwiczeniach grupowych i spotkaniach towarzyskich.</w:t>
+              <w:t>Lubię pracę w grupach i spotykać się z innymi ludźmi</w:t>
+            </w:r>
+            <w:r>
+              <w:rPr>
+                <w:rFonts w:asciiTheme="minorHAnsi" w:cstheme="minorHAnsi"/>
+                <w:szCs w:val="21"/>
+              </w:rPr>
+              <w:t>.</w:t>
             </w:r>
           </w:p>
         </w:tc>
@@ -2442,7 +2456,35 @@
                 <w:rFonts w:asciiTheme="minorHAnsi" w:cstheme="minorHAnsi"/>
                 <w:szCs w:val="21"/>
               </w:rPr>
-              <w:t>Potrafię pracować w zespole, czerpiąc z doświadczeń innych osób.</w:t>
+              <w:t xml:space="preserve">Potrafię pracować w zespole, </w:t>
+            </w:r>
+            <w:r>
+              <w:rPr>
+                <w:rFonts w:asciiTheme="minorHAnsi" w:cstheme="minorHAnsi"/>
+                <w:szCs w:val="21"/>
+              </w:rPr>
+              <w:t>dzielić się swoim doświadczeniem</w:t>
+            </w:r>
+            <w:r>
+              <w:rPr>
+                <w:rFonts w:asciiTheme="minorHAnsi" w:cstheme="minorHAnsi"/>
+                <w:szCs w:val="21"/>
+              </w:rPr>
+              <w:t>,</w:t>
+            </w:r>
+            <w:r>
+              <w:rPr>
+                <w:rFonts w:asciiTheme="minorHAnsi" w:cstheme="minorHAnsi"/>
+                <w:szCs w:val="21"/>
+              </w:rPr>
+              <w:t xml:space="preserve"> ale i uczyć się od innych</w:t>
+            </w:r>
+            <w:r>
+              <w:rPr>
+                <w:rFonts w:asciiTheme="minorHAnsi" w:cstheme="minorHAnsi"/>
+                <w:szCs w:val="21"/>
+              </w:rPr>
+              <w:t>.</w:t>
             </w:r>
           </w:p>
         </w:tc>
@@ -4229,51 +4271,8 @@
         </w:tc>
         <w:tc>
           <w:tcPr>
-            <w:tcW w:w="851" w:type="dxa"/>
-            <w:hideMark/>
-          </w:tcPr>
-          <w:p>
-            <w:pPr>
-              <w:spacing w:line="360" w:lineRule="auto"/>
-              <w:rPr>
-                <w:rFonts w:asciiTheme="minorHAnsi" w:cstheme="minorHAnsi"/>
-                <w:b/>
-                <w:bCs/>
-              </w:rPr>
-            </w:pPr>
-          </w:p>
-        </w:tc>
-        <w:tc>
-          <w:tcPr>
-            <w:tcW w:w="850" w:type="dxa"/>
-            <w:hideMark/>
-          </w:tcPr>
-          <w:p>
-            <w:pPr>
-              <w:spacing w:line="360" w:lineRule="auto"/>
-              <w:rPr>
-                <w:rFonts w:asciiTheme="minorHAnsi" w:cstheme="minorHAnsi"/>
-              </w:rPr>
-            </w:pPr>
-          </w:p>
-        </w:tc>
-        <w:tc>
-          <w:tcPr>
-            <w:tcW w:w="851" w:type="dxa"/>
-            <w:hideMark/>
-          </w:tcPr>
-          <w:p>
-            <w:pPr>
-              <w:spacing w:line="360" w:lineRule="auto"/>
-              <w:rPr>
-                <w:rFonts w:asciiTheme="minorHAnsi" w:cstheme="minorHAnsi"/>
-              </w:rPr>
-            </w:pPr>
-          </w:p>
-        </w:tc>
-        <w:tc>
-          <w:tcPr>
-            <w:tcW w:w="896" w:type="dxa"/>
+            <w:tcW w:w="3448" w:type="dxa"/>
+            <w:gridSpan w:val="4"/>
             <w:hideMark/>
           </w:tcPr>
           <w:p>
@@ -4982,10 +4981,6 @@
     </w:p>
     <w:p>
       <w:pPr>
-        <w:numPr>
-          <w:ilvl w:val="0"/>
-          <w:numId w:val="3"/>
-        </w:numPr>
         <w:spacing w:after="0"/>
         <w:rPr>
           <w:rFonts w:asciiTheme="minorHAnsi" w:cstheme="minorHAnsi"/>
@@ -5007,10 +5002,6 @@
     </w:p>
     <w:p>
       <w:pPr>
-        <w:numPr>
-          <w:ilvl w:val="0"/>
-          <w:numId w:val="3"/>
-        </w:numPr>
         <w:spacing w:after="0"/>
         <w:rPr>
           <w:rFonts w:asciiTheme="minorHAnsi" w:cstheme="minorHAnsi"/>
@@ -5032,10 +5023,6 @@
     </w:p>
     <w:p>
       <w:pPr>
-        <w:numPr>
-          <w:ilvl w:val="0"/>
-          <w:numId w:val="3"/>
-        </w:numPr>
         <w:spacing w:after="0"/>
         <w:rPr>
           <w:rFonts w:asciiTheme="minorHAnsi" w:cstheme="minorHAnsi"/>
